--- a/astro-site/public/dl/guia-restaurante-japones/manual-operaciones-japones.docx
+++ b/astro-site/public/dl/guia-restaurante-japones/manual-operaciones-japones.docx
@@ -683,7 +683,7 @@
         <w:pStyle w:val="ListBullet"/>
       </w:pPr>
       <w:r>
-        <w:t>La normativa RD 1420/2006 obliga a congelar preventivamente TODO pescado destinado a consumo crudo.</w:t>
+        <w:t>La normativa vigente (RD 1021/2022, art. 8.1, que derogó el RD 1420/2006) obliga a congelar preventivamente TODO pescado destinado a consumo crudo.</w:t>
       </w:r>
     </w:p>
     <w:p>
